--- a/SUGAR_GLIDER_CAGE_EXECUTIVE_SPECIFICATION.docx
+++ b/SUGAR_GLIDER_CAGE_EXECUTIVE_SPECIFICATION.docx
@@ -145,7 +145,7 @@
         <w:spacing w:after="120"/>
       </w:pPr>
       <w:r>
-        <w:t xml:space="preserve">Dimensions: 48" (L) × 32" (W) × 32" (H) – optimal for 2-3 sugar gliders</w:t>
+        <w:t>Dimensions: 55⅜" (L) × 36⅞" (W) × 54" (H) – optimal for 2-3 sugar gliders</w:t>
       </w:r>
     </w:p>
     <w:p>
@@ -373,7 +373,7 @@
           </w:tcPr>
           <w:p>
             <w:r>
-              <w:t xml:space="preserve">32" each</w:t>
+              <w:t>54" each</w:t>
             </w:r>
           </w:p>
         </w:tc>
@@ -463,7 +463,7 @@
           </w:tcPr>
           <w:p>
             <w:r>
-              <w:t xml:space="preserve">48" &amp; 32"</w:t>
+              <w:t>55⅜" &amp; 36⅞"</w:t>
             </w:r>
           </w:p>
         </w:tc>
